--- a/resume/output/Youness-Jellouli-Niort.docx
+++ b/resume/output/Youness-Jellouli-Niort.docx
@@ -321,6 +321,34 @@
             <w:szCs w:val="20"/>
             <w:rFonts w:ascii="Times New Roman" w:hAnsi="Times New Roman"/>
           </w:rPr>
+          <w:t xml:space="preserve">ValetPass</w:t>
+        </w:r>
+      </w:hyperlink>
+      <w:r>
+        <w:rPr>
+          <w:rFonts w:ascii="Times New Roman" w:hAnsi="Times New Roman" w:eastAsia="Times New Roman"/>
+          <w:b w:val="0"/>
+          <w:i w:val="0"/>
+          <w:color w:val="2E3D50"/>
+          <w:sz w:val="20"/>
+        </w:rPr>
+        <w:t xml:space="preserve"> — back-office valet (hôtels): pass Wallet, QR, demande de véhicule en temps réel.</w:t>
+      </w:r>
+    </w:p>
+    <w:p>
+      <w:pPr>
+        <w:pStyle w:val="ListBullet"/>
+        <w:spacing w:before="0" w:after="0" w:line="283" w:lineRule="auto"/>
+      </w:pPr>
+      <w:hyperlink r:id="rId14">
+        <w:r>
+          <w:rPr>
+            <w:color w:val="2B7FFF"/>
+            <w:u w:val="single"/>
+            <w:sz w:val="20"/>
+            <w:szCs w:val="20"/>
+            <w:rFonts w:ascii="Times New Roman" w:hAnsi="Times New Roman"/>
+          </w:rPr>
           <w:t xml:space="preserve">oDoc.ma</w:t>
         </w:r>
       </w:hyperlink>
@@ -622,7 +650,7 @@
         </w:rPr>
         <w:t xml:space="preserve">Conception, développement et maintenance d'outils métier publics: </w:t>
       </w:r>
-      <w:hyperlink r:id="rId14">
+      <w:hyperlink r:id="rId15">
         <w:r>
           <w:rPr>
             <w:color w:val="2B7FFF"/>
@@ -644,7 +672,7 @@
         </w:rPr>
         <w:t xml:space="preserve"> (crédit), </w:t>
       </w:r>
-      <w:hyperlink r:id="rId15">
+      <w:hyperlink r:id="rId16">
         <w:r>
           <w:rPr>
             <w:color w:val="2B7FFF"/>
@@ -666,7 +694,7 @@
         </w:rPr>
         <w:t xml:space="preserve">, </w:t>
       </w:r>
-      <w:hyperlink r:id="rId16">
+      <w:hyperlink r:id="rId17">
         <w:r>
           <w:rPr>
             <w:color w:val="2B7FFF"/>
@@ -1055,7 +1083,7 @@
       <w:pPr>
         <w:spacing w:before="60" w:after="0" w:line="252" w:lineRule="auto"/>
       </w:pPr>
-      <w:hyperlink r:id="rId14">
+      <w:hyperlink r:id="rId15">
         <w:r>
           <w:rPr>
             <w:color w:val="2B7FFF"/>
@@ -1098,7 +1126,7 @@
       <w:pPr>
         <w:spacing w:before="60" w:after="0" w:line="252" w:lineRule="auto"/>
       </w:pPr>
-      <w:hyperlink r:id="rId17">
+      <w:hyperlink r:id="rId18">
         <w:r>
           <w:rPr>
             <w:color w:val="2B7FFF"/>
@@ -1141,7 +1169,7 @@
       <w:pPr>
         <w:spacing w:before="60" w:after="0" w:line="252" w:lineRule="auto"/>
       </w:pPr>
-      <w:hyperlink r:id="rId13">
+      <w:hyperlink r:id="rId14">
         <w:r>
           <w:rPr>
             <w:color w:val="2B7FFF"/>
@@ -1184,7 +1212,7 @@
       <w:pPr>
         <w:spacing w:before="60" w:after="0" w:line="252" w:lineRule="auto"/>
       </w:pPr>
-      <w:hyperlink r:id="rId18">
+      <w:hyperlink r:id="rId19">
         <w:r>
           <w:rPr>
             <w:color w:val="2B7FFF"/>
